--- a/docs/proposal/SnapCare_H1_Final_Proposal_EN.docx
+++ b/docs/proposal/SnapCare_H1_Final_Proposal_EN.docx
@@ -2203,21 +2203,23 @@
           </w:p>
           <w:p>
             <w:pPr>
-              <w:spacing w:after="80" w:line="276" w:lineRule="auto"/>
-              <w:jc w:val="both"/>
+              <w:spacing w:after="200" w:line="276" w:lineRule="auto"/>
+              <w:jc w:val="center"/>
             </w:pPr>
             <w:r>
               <w:rPr>
                 <w:rFonts w:ascii="Times New Roman" w:hAnsi="Times New Roman" w:eastAsia="바탕"/>
                 <w:b/>
-                <w:sz w:val="20"/>
+                <w:color w:val="606068"/>
+                <w:sz w:val="18"/>
               </w:rPr>
               <w:t>[Figure 1]</w:t>
             </w:r>
             <w:r>
               <w:rPr>
                 <w:rFonts w:ascii="Times New Roman" w:hAnsi="Times New Roman" w:eastAsia="바탕"/>
-                <w:sz w:val="20"/>
+                <w:color w:val="606068"/>
+                <w:sz w:val="18"/>
               </w:rPr>
               <w:t xml:space="preserve"> The fifteen countries with the lowest adult literacy rates (UNESCO, 2025). The distance from the world average of 88% is the point of this figure. In these countries the people who cannot read a prescription are the majority.</w:t>
             </w:r>
@@ -2264,21 +2266,23 @@
           </w:p>
           <w:p>
             <w:pPr>
-              <w:spacing w:after="80" w:line="276" w:lineRule="auto"/>
-              <w:jc w:val="both"/>
+              <w:spacing w:after="200" w:line="276" w:lineRule="auto"/>
+              <w:jc w:val="center"/>
             </w:pPr>
             <w:r>
               <w:rPr>
                 <w:rFonts w:ascii="Times New Roman" w:hAnsi="Times New Roman" w:eastAsia="바탕"/>
                 <w:b/>
-                <w:sz w:val="20"/>
+                <w:color w:val="606068"/>
+                <w:sz w:val="18"/>
               </w:rPr>
               <w:t>[Figure 2]</w:t>
             </w:r>
             <w:r>
               <w:rPr>
                 <w:rFonts w:ascii="Times New Roman" w:hAnsi="Times New Roman" w:eastAsia="바탕"/>
-                <w:sz w:val="20"/>
+                <w:color w:val="606068"/>
+                <w:sz w:val="18"/>
               </w:rPr>
               <w:t xml:space="preserve"> Literacy rate and number of non-literate adults in sub-Saharan Africa (UNESCO, 2025). Bars are absolute numbers, the line is the rate. The two axes moving in opposite directions is the point of this section. The rate rose 4 percentage points while the head count grew by 29 million. By the rate this is improvement, by the head count it is deterioration. This is the evidence that the problem is not one that time will resolve.</w:t>
             </w:r>
@@ -2746,21 +2750,23 @@
           </w:p>
           <w:p>
             <w:pPr>
-              <w:spacing w:after="80" w:line="276" w:lineRule="auto"/>
-              <w:jc w:val="both"/>
+              <w:spacing w:after="200" w:line="276" w:lineRule="auto"/>
+              <w:jc w:val="center"/>
             </w:pPr>
             <w:r>
               <w:rPr>
                 <w:rFonts w:ascii="Times New Roman" w:hAnsi="Times New Roman" w:eastAsia="바탕"/>
                 <w:b/>
-                <w:sz w:val="20"/>
+                <w:color w:val="606068"/>
+                <w:sz w:val="18"/>
               </w:rPr>
               <w:t>[Figure 3]</w:t>
             </w:r>
             <w:r>
               <w:rPr>
                 <w:rFonts w:ascii="Times New Roman" w:hAnsi="Times New Roman" w:eastAsia="바탕"/>
-                <w:sz w:val="20"/>
+                <w:color w:val="606068"/>
+                <w:sz w:val="18"/>
               </w:rPr>
               <w:t xml:space="preserve"> Share of Korean adults without sufficient health literacy (Korea Disease Control and Prevention Agency, 2023). Against 39.6% overall, the figure for those aged 65 and over is 59.7%, higher by 20.1 percentage points. Splitting by income gives a difference of 11.9 percentage points. That this problem divides more sharply within a country than between countries is the point of this figure.</w:t>
             </w:r>
@@ -3322,63 +3328,71 @@
           </w:p>
           <w:p>
             <w:pPr>
-              <w:spacing w:after="80" w:line="276" w:lineRule="auto"/>
-              <w:jc w:val="both"/>
+              <w:spacing w:after="200" w:line="276" w:lineRule="auto"/>
+              <w:jc w:val="center"/>
             </w:pPr>
             <w:r>
               <w:rPr>
                 <w:rFonts w:ascii="Times New Roman" w:hAnsi="Times New Roman" w:eastAsia="바탕"/>
                 <w:b/>
-                <w:sz w:val="20"/>
+                <w:color w:val="606068"/>
+                <w:sz w:val="18"/>
               </w:rPr>
               <w:t>[Figure 4]</w:t>
             </w:r>
             <w:r>
               <w:rPr>
                 <w:rFonts w:ascii="Times New Roman" w:hAnsi="Times New Roman" w:eastAsia="바탕"/>
-                <w:sz w:val="20"/>
+                <w:color w:val="606068"/>
+                <w:sz w:val="18"/>
               </w:rPr>
               <w:t xml:space="preserve"> Distribution by type of 155 dispensing errors found by pharmacists (Anacleto et al., 2007). Omission, dose and timing account for 84.5%. That all three are information which can be carried in a picture is the starting point of the SIGIL morpheme design, and </w:t>
             </w:r>
             <w:r>
               <w:rPr>
                 <w:rFonts w:ascii="Consolas" w:hAnsi="Consolas" w:eastAsia="Consolas"/>
-                <w:sz w:val="19"/>
+                <w:color w:val="606068"/>
+                <w:sz w:val="17"/>
               </w:rPr>
               <w:t>finish_course</w:t>
             </w:r>
             <w:r>
               <w:rPr>
                 <w:rFonts w:ascii="Times New Roman" w:hAnsi="Times New Roman" w:eastAsia="바탕"/>
-                <w:sz w:val="20"/>
+                <w:color w:val="606068"/>
+                <w:sz w:val="18"/>
               </w:rPr>
               <w:t xml:space="preserve">, </w:t>
             </w:r>
             <w:r>
               <w:rPr>
                 <w:rFonts w:ascii="Consolas" w:hAnsi="Consolas" w:eastAsia="Consolas"/>
-                <w:sz w:val="19"/>
+                <w:color w:val="606068"/>
+                <w:sz w:val="17"/>
               </w:rPr>
               <w:t>qty_*</w:t>
             </w:r>
             <w:r>
               <w:rPr>
                 <w:rFonts w:ascii="Times New Roman" w:hAnsi="Times New Roman" w:eastAsia="바탕"/>
-                <w:sz w:val="20"/>
+                <w:color w:val="606068"/>
+                <w:sz w:val="18"/>
               </w:rPr>
               <w:t xml:space="preserve"> and </w:t>
             </w:r>
             <w:r>
               <w:rPr>
                 <w:rFonts w:ascii="Consolas" w:hAnsi="Consolas" w:eastAsia="Consolas"/>
-                <w:sz w:val="19"/>
+                <w:color w:val="606068"/>
+                <w:sz w:val="17"/>
               </w:rPr>
               <w:t>time_*</w:t>
             </w:r>
             <w:r>
               <w:rPr>
                 <w:rFonts w:ascii="Times New Roman" w:hAnsi="Times New Roman" w:eastAsia="바탕"/>
-                <w:sz w:val="20"/>
+                <w:color w:val="606068"/>
+                <w:sz w:val="18"/>
               </w:rPr>
               <w:t xml:space="preserve"> correspond to them respectively.</w:t>
             </w:r>
@@ -4292,21 +4306,23 @@
           </w:p>
           <w:p>
             <w:pPr>
-              <w:spacing w:after="80" w:line="276" w:lineRule="auto"/>
-              <w:jc w:val="both"/>
+              <w:spacing w:after="200" w:line="276" w:lineRule="auto"/>
+              <w:jc w:val="center"/>
             </w:pPr>
             <w:r>
               <w:rPr>
                 <w:rFonts w:ascii="Times New Roman" w:hAnsi="Times New Roman" w:eastAsia="바탕"/>
                 <w:b/>
-                <w:sz w:val="20"/>
+                <w:color w:val="606068"/>
+                <w:sz w:val="18"/>
               </w:rPr>
               <w:t>[Figure 5]</w:t>
             </w:r>
             <w:r>
               <w:rPr>
                 <w:rFonts w:ascii="Times New Roman" w:hAnsi="Times New Roman" w:eastAsia="바탕"/>
-                <w:sz w:val="20"/>
+                <w:color w:val="606068"/>
+                <w:sz w:val="18"/>
               </w:rPr>
               <w:t xml:space="preserve"> Smartphone ownership by age group (United States, 2025). The gap between those 65 and over and those under 50 is 19 percentage points, already too narrow for "device availability" to explain the problem. The remaining gap lies on the side of the screen.</w:t>
             </w:r>
@@ -5396,21 +5412,23 @@
           </w:p>
           <w:p>
             <w:pPr>
-              <w:spacing w:after="80" w:line="276" w:lineRule="auto"/>
-              <w:jc w:val="both"/>
+              <w:spacing w:after="200" w:line="276" w:lineRule="auto"/>
+              <w:jc w:val="center"/>
             </w:pPr>
             <w:r>
               <w:rPr>
                 <w:rFonts w:ascii="Times New Roman" w:hAnsi="Times New Roman" w:eastAsia="바탕"/>
                 <w:b/>
-                <w:sz w:val="20"/>
+                <w:color w:val="606068"/>
+                <w:sz w:val="18"/>
               </w:rPr>
               <w:t>[Figure 6]</w:t>
             </w:r>
             <w:r>
               <w:rPr>
                 <w:rFonts w:ascii="Times New Roman" w:hAnsi="Times New Roman" w:eastAsia="바탕"/>
-                <w:sz w:val="20"/>
+                <w:color w:val="606068"/>
+                <w:sz w:val="18"/>
               </w:rPr>
               <w:t xml:space="preserve"> Share of pharmaceutical pictograms passing comprehension criteria. The criterion applied differs by bar and is noted underneath each. Sharing an axis does not make these values competitors. The middle two bars are the control and experimental arms of the same study, </w:t>
             </w:r>
@@ -5418,14 +5436,16 @@
               <w:rPr>
                 <w:rFonts w:ascii="Times New Roman" w:hAnsi="Times New Roman" w:eastAsia="바탕"/>
                 <w:b/>
-                <w:sz w:val="20"/>
+                <w:color w:val="606068"/>
+                <w:sz w:val="18"/>
               </w:rPr>
               <w:t>the result of showing two sets carrying the same instructions to the same 46 people</w:t>
             </w:r>
             <w:r>
               <w:rPr>
                 <w:rFonts w:ascii="Times New Roman" w:hAnsi="Times New Roman" w:eastAsia="바탕"/>
-                <w:sz w:val="20"/>
+                <w:color w:val="606068"/>
+                <w:sz w:val="18"/>
               </w:rPr>
               <w:t>. Where the pictures came from splits the pass rate almost twofold. Our own value (69.2%) is the machine-scored result from §5.2 and was not obtained by asking people, so it is not directly comparable with the rest. It is placed on the same panel not to claim superiority but to show that our value falls within the range this field has observed.</w:t>
             </w:r>
@@ -6142,21 +6162,23 @@
           </w:p>
           <w:p>
             <w:pPr>
-              <w:spacing w:after="80" w:line="276" w:lineRule="auto"/>
-              <w:jc w:val="both"/>
+              <w:spacing w:after="200" w:line="276" w:lineRule="auto"/>
+              <w:jc w:val="center"/>
             </w:pPr>
             <w:r>
               <w:rPr>
                 <w:rFonts w:ascii="Times New Roman" w:hAnsi="Times New Roman" w:eastAsia="바탕"/>
                 <w:b/>
-                <w:sz w:val="20"/>
+                <w:color w:val="606068"/>
+                <w:sz w:val="18"/>
               </w:rPr>
               <w:t>[Figure 7]</w:t>
             </w:r>
             <w:r>
               <w:rPr>
                 <w:rFonts w:ascii="Times New Roman" w:hAnsi="Times New Roman" w:eastAsia="바탕"/>
-                <w:sz w:val="20"/>
+                <w:color w:val="606068"/>
+                <w:sz w:val="18"/>
               </w:rPr>
               <w:t xml:space="preserve"> Home screen, cropped to exactly what is visible without scrolling. This is the screen actually met on opening the app. The largest element on it is a single capture button, and there is no menu and no search box. Having only one choice is the response to the hierarchy barrier established in §1.10.</w:t>
             </w:r>
@@ -7368,21 +7390,23 @@
           </w:p>
           <w:p>
             <w:pPr>
-              <w:spacing w:after="80" w:line="276" w:lineRule="auto"/>
-              <w:jc w:val="both"/>
+              <w:spacing w:after="200" w:line="276" w:lineRule="auto"/>
+              <w:jc w:val="center"/>
             </w:pPr>
             <w:r>
               <w:rPr>
                 <w:rFonts w:ascii="Times New Roman" w:hAnsi="Times New Roman" w:eastAsia="바탕"/>
                 <w:b/>
-                <w:sz w:val="20"/>
+                <w:color w:val="606068"/>
+                <w:sz w:val="18"/>
               </w:rPr>
               <w:t>[Figure 8]</w:t>
             </w:r>
             <w:r>
               <w:rPr>
                 <w:rFonts w:ascii="Times New Roman" w:hAnsi="Times New Roman" w:eastAsia="바탕"/>
-                <w:sz w:val="20"/>
+                <w:color w:val="606068"/>
+                <w:sz w:val="18"/>
               </w:rPr>
               <w:t xml:space="preserve"> All 78 SIGIL morphemes (57 heads and 21 modifiers). The small image beneath each morpheme is the same glyph reduced to 34 pixels. The reductions are included because these pictures are in practice used on a palm-sized screen, sometimes as a single cell in a list. A picture that is only distinguishable when drawn large cannot be used in this app.</w:t>
             </w:r>
@@ -7429,21 +7453,23 @@
           </w:p>
           <w:p>
             <w:pPr>
-              <w:spacing w:after="80" w:line="276" w:lineRule="auto"/>
-              <w:jc w:val="both"/>
+              <w:spacing w:after="200" w:line="276" w:lineRule="auto"/>
+              <w:jc w:val="center"/>
             </w:pPr>
             <w:r>
               <w:rPr>
                 <w:rFonts w:ascii="Times New Roman" w:hAnsi="Times New Roman" w:eastAsia="바탕"/>
                 <w:b/>
-                <w:sz w:val="20"/>
+                <w:color w:val="606068"/>
+                <w:sz w:val="18"/>
               </w:rPr>
               <w:t>[Figure 9]</w:t>
             </w:r>
             <w:r>
               <w:rPr>
                 <w:rFonts w:ascii="Times New Roman" w:hAnsi="Times New Roman" w:eastAsia="바탕"/>
-                <w:sz w:val="20"/>
+                <w:color w:val="606068"/>
+                <w:sz w:val="18"/>
               </w:rPr>
               <w:t xml:space="preserve"> How one line of DSL becomes one picture. All four examples are outputs from the actual engine and were not redrawn for the diagram. Because modifiers go into slots opened in the head, the combinations arising from 78 morphemes are determined by the grammar rather than by a list.</w:t>
             </w:r>
@@ -8939,21 +8965,23 @@
           </w:p>
           <w:p>
             <w:pPr>
-              <w:spacing w:after="80" w:line="276" w:lineRule="auto"/>
-              <w:jc w:val="both"/>
+              <w:spacing w:after="200" w:line="276" w:lineRule="auto"/>
+              <w:jc w:val="center"/>
             </w:pPr>
             <w:r>
               <w:rPr>
                 <w:rFonts w:ascii="Times New Roman" w:hAnsi="Times New Roman" w:eastAsia="바탕"/>
                 <w:b/>
-                <w:sz w:val="20"/>
+                <w:color w:val="606068"/>
+                <w:sz w:val="18"/>
               </w:rPr>
               <w:t>[Figure 10]</w:t>
             </w:r>
             <w:r>
               <w:rPr>
                 <w:rFonts w:ascii="Times New Roman" w:hAnsi="Times New Roman" w:eastAsia="바탕"/>
-                <w:sz w:val="20"/>
+                <w:color w:val="606068"/>
+                <w:sz w:val="18"/>
               </w:rPr>
               <w:t xml:space="preserve"> From capture to verdict. (a) Capture screen. The user does not choose what is being photographed. (b) Recognition in progress. Not hiding this stage is deliberate. A screen that has stopped with no indication reads as a fault. (c) Prescription verdict. From top to bottom: what it is, whether it is safe, what to do, what that means, and when. The previews in (a) and (b) are empty because the browser automating the capture has no camera; on a real device the screen is filled.</w:t>
             </w:r>
@@ -9040,21 +9068,23 @@
           </w:p>
           <w:p>
             <w:pPr>
-              <w:spacing w:after="80" w:line="276" w:lineRule="auto"/>
-              <w:jc w:val="both"/>
+              <w:spacing w:after="200" w:line="276" w:lineRule="auto"/>
+              <w:jc w:val="center"/>
             </w:pPr>
             <w:r>
               <w:rPr>
                 <w:rFonts w:ascii="Times New Roman" w:hAnsi="Times New Roman" w:eastAsia="바탕"/>
                 <w:b/>
-                <w:sz w:val="20"/>
+                <w:color w:val="606068"/>
+                <w:sz w:val="18"/>
               </w:rPr>
               <w:t>[Figure 11]</w:t>
             </w:r>
             <w:r>
               <w:rPr>
                 <w:rFonts w:ascii="Times New Roman" w:hAnsi="Times New Roman" w:eastAsia="바탕"/>
-                <w:sz w:val="20"/>
+                <w:color w:val="606068"/>
+                <w:sz w:val="18"/>
               </w:rPr>
               <w:t xml:space="preserve"> After the verdict. (a) Nutrition label verdict. The figures are not transcribed but converted into the share they occupy of this person's daily reference. (b) Today's running total. Not a single verdict but the day's sum. The source attribution at the bottom has never been removed from the screen. (c) Device link. The result of placing the schedule the app produced into the dispenser trays; because of the constraint in §4.3 this button acts as top-level navigation.</w:t>
             </w:r>
@@ -9141,21 +9171,23 @@
           </w:p>
           <w:p>
             <w:pPr>
-              <w:spacing w:after="80" w:line="276" w:lineRule="auto"/>
-              <w:jc w:val="both"/>
+              <w:spacing w:after="200" w:line="276" w:lineRule="auto"/>
+              <w:jc w:val="center"/>
             </w:pPr>
             <w:r>
               <w:rPr>
                 <w:rFonts w:ascii="Times New Roman" w:hAnsi="Times New Roman" w:eastAsia="바탕"/>
                 <w:b/>
-                <w:sz w:val="20"/>
+                <w:color w:val="606068"/>
+                <w:sz w:val="18"/>
               </w:rPr>
               <w:t>[Figure 12]</w:t>
             </w:r>
             <w:r>
               <w:rPr>
                 <w:rFonts w:ascii="Times New Roman" w:hAnsi="Times New Roman" w:eastAsia="바탕"/>
-                <w:sz w:val="20"/>
+                <w:color w:val="606068"/>
+                <w:sz w:val="18"/>
               </w:rPr>
               <w:t xml:space="preserve"> The dispenser's wiring and the device's own console. On the left is the wiring drawn from the pin map, on the right the same firmware running on a laptop with only the servo driver swapped for a recording stub. The API, the scheduler and the storage are the same code that runs on the device. These two are shown instead of a photograph because what gets decided here is not visible in a photograph. Splitting the power rails in two is an example. One SG90 under load draws about 700 mA, and pulling that from the same rail as the Pi causes a brownout, and the file in use at that instant happens to be the one recording whether this dose has already been dispensed. The two missed doses in the dose log at the lower right matter for the same reason. If a dose that was not dispensed is not recorded as not dispensed, every subsequent dose number is off by one.</w:t>
             </w:r>
@@ -9378,21 +9410,23 @@
           </w:p>
           <w:p>
             <w:pPr>
-              <w:spacing w:after="80" w:line="276" w:lineRule="auto"/>
-              <w:jc w:val="both"/>
+              <w:spacing w:after="200" w:line="276" w:lineRule="auto"/>
+              <w:jc w:val="center"/>
             </w:pPr>
             <w:r>
               <w:rPr>
                 <w:rFonts w:ascii="Times New Roman" w:hAnsi="Times New Roman" w:eastAsia="바탕"/>
                 <w:b/>
-                <w:sz w:val="20"/>
+                <w:color w:val="606068"/>
+                <w:sz w:val="18"/>
               </w:rPr>
               <w:t>[Figure 13]</w:t>
             </w:r>
             <w:r>
               <w:rPr>
                 <w:rFonts w:ascii="Times New Roman" w:hAnsi="Times New Roman" w:eastAsia="바탕"/>
-                <w:sz w:val="20"/>
+                <w:color w:val="606068"/>
+                <w:sz w:val="18"/>
               </w:rPr>
               <w:t xml:space="preserve"> The overall user flow. Beneath each step is the reason that step is shaped as it is. What to look for in the diagram is that there is no point anywhere requiring reading.</w:t>
             </w:r>
@@ -10034,21 +10068,23 @@
           </w:p>
           <w:p>
             <w:pPr>
-              <w:spacing w:after="80" w:line="276" w:lineRule="auto"/>
-              <w:jc w:val="both"/>
+              <w:spacing w:after="200" w:line="276" w:lineRule="auto"/>
+              <w:jc w:val="center"/>
             </w:pPr>
             <w:r>
               <w:rPr>
                 <w:rFonts w:ascii="Times New Roman" w:hAnsi="Times New Roman" w:eastAsia="바탕"/>
                 <w:b/>
-                <w:sz w:val="20"/>
+                <w:color w:val="606068"/>
+                <w:sz w:val="18"/>
               </w:rPr>
               <w:t>[Figure 14]</w:t>
             </w:r>
             <w:r>
               <w:rPr>
                 <w:rFonts w:ascii="Times New Roman" w:hAnsi="Times New Roman" w:eastAsia="바탕"/>
-                <w:sz w:val="20"/>
+                <w:color w:val="606068"/>
+                <w:sz w:val="18"/>
               </w:rPr>
               <w:t xml:space="preserve"> First run. (a) Five guide cards. Each is a picture and one sentence, and on arrival the screen reads that sentence aloud by itself. (b) Profile setup. The age band is chosen through our morphemes and conditions through picture cards, with no input field on either. This step is needed because of the verdict method in §2.4. Since thresholds are derived from the user's energy requirement, no verdict is possible without knowing the age band.</w:t>
             </w:r>
@@ -15642,21 +15678,23 @@
           </w:p>
           <w:p>
             <w:pPr>
-              <w:spacing w:after="80" w:line="276" w:lineRule="auto"/>
-              <w:jc w:val="both"/>
+              <w:spacing w:after="200" w:line="276" w:lineRule="auto"/>
+              <w:jc w:val="center"/>
             </w:pPr>
             <w:r>
               <w:rPr>
                 <w:rFonts w:ascii="Times New Roman" w:hAnsi="Times New Roman" w:eastAsia="바탕"/>
                 <w:b/>
-                <w:sz w:val="20"/>
+                <w:color w:val="606068"/>
+                <w:sz w:val="18"/>
               </w:rPr>
               <w:t>[Figure 15]</w:t>
             </w:r>
             <w:r>
               <w:rPr>
                 <w:rFonts w:ascii="Times New Roman" w:hAnsi="Times New Roman" w:eastAsia="바탕"/>
-                <w:sz w:val="20"/>
+                <w:color w:val="606068"/>
+                <w:sz w:val="18"/>
               </w:rPr>
               <w:t xml:space="preserve"> The paper form and what was read from it. On the left is the photograph actually fed to the parser, having been through perspective, a lighting gradient, defocus and sensor noise. On the right are the values read from that photograph and the fill score of each cell. The gap between the chosen cells and the rest (0.67–0.71 against 0.00–0.04) shows the reading was not a near miss at the boundary. The values match exactly the answers set when the image was generated.</w:t>
             </w:r>
@@ -17937,21 +17975,23 @@
           </w:p>
           <w:p>
             <w:pPr>
-              <w:spacing w:after="80" w:line="276" w:lineRule="auto"/>
-              <w:jc w:val="both"/>
+              <w:spacing w:after="200" w:line="276" w:lineRule="auto"/>
+              <w:jc w:val="center"/>
             </w:pPr>
             <w:r>
               <w:rPr>
                 <w:rFonts w:ascii="Times New Roman" w:hAnsi="Times New Roman" w:eastAsia="바탕"/>
                 <w:b/>
-                <w:sz w:val="20"/>
+                <w:color w:val="606068"/>
+                <w:sz w:val="18"/>
               </w:rPr>
               <w:t>[Figure 16]</w:t>
             </w:r>
             <w:r>
               <w:rPr>
                 <w:rFonts w:ascii="Times New Roman" w:hAnsi="Times New Roman" w:eastAsia="바탕"/>
-                <w:sz w:val="20"/>
+                <w:color w:val="606068"/>
+                <w:sz w:val="18"/>
               </w:rPr>
               <w:t xml:space="preserve"> Formative evaluation before and after the fix (n = 28). The left pair is the number of runs satisfying all six items, the right pair the number of runs ending without a single pictogram appearing. More than 0 becoming 27, </w:t>
             </w:r>
@@ -17959,14 +17999,16 @@
               <w:rPr>
                 <w:rFonts w:ascii="Times New Roman" w:hAnsi="Times New Roman" w:eastAsia="바탕"/>
                 <w:b/>
-                <w:sz w:val="20"/>
+                <w:color w:val="606068"/>
+                <w:sz w:val="18"/>
               </w:rPr>
               <w:t>the move from 8 to 0 on zero pictograms</w:t>
             </w:r>
             <w:r>
               <w:rPr>
                 <w:rFonts w:ascii="Times New Roman" w:hAnsi="Times New Roman" w:eastAsia="바탕"/>
-                <w:sz w:val="20"/>
+                <w:color w:val="606068"/>
+                <w:sz w:val="18"/>
               </w:rPr>
               <w:t xml:space="preserve"> is what this evaluation yielded. Those eight arose from an empty cache rather than a missing feature, and without measuring we would have discovered them first during the demonstration.</w:t>
             </w:r>
@@ -18635,21 +18677,23 @@
           </w:p>
           <w:p>
             <w:pPr>
-              <w:spacing w:after="80" w:line="276" w:lineRule="auto"/>
-              <w:jc w:val="both"/>
+              <w:spacing w:after="200" w:line="276" w:lineRule="auto"/>
+              <w:jc w:val="center"/>
             </w:pPr>
             <w:r>
               <w:rPr>
                 <w:rFonts w:ascii="Times New Roman" w:hAnsi="Times New Roman" w:eastAsia="바탕"/>
                 <w:b/>
-                <w:sz w:val="20"/>
+                <w:color w:val="606068"/>
+                <w:sz w:val="18"/>
               </w:rPr>
               <w:t>[Figure 17]</w:t>
             </w:r>
             <w:r>
               <w:rPr>
                 <w:rFonts w:ascii="Times New Roman" w:hAnsi="Times New Roman" w:eastAsia="바탕"/>
-                <w:sz w:val="20"/>
+                <w:color w:val="606068"/>
+                <w:sz w:val="18"/>
               </w:rPr>
               <w:t xml:space="preserve"> First-pass semantic check results for the 78 morphemes and the breakdown of the 24 misread. The misreadings are split rather than pooled because the two are different in nature. The 7 exposed on screen are actually seen by users and have to be fixed, while the 17 that exist only in the dictionary are not yet seen by anyone. Fixing the former first is a matter of allocating effort and does not mean the latter are acceptable.</w:t>
             </w:r>
@@ -20302,21 +20346,23 @@
           </w:p>
           <w:p>
             <w:pPr>
-              <w:spacing w:after="80" w:line="276" w:lineRule="auto"/>
-              <w:jc w:val="both"/>
+              <w:spacing w:after="200" w:line="276" w:lineRule="auto"/>
+              <w:jc w:val="center"/>
             </w:pPr>
             <w:r>
               <w:rPr>
                 <w:rFonts w:ascii="Times New Roman" w:hAnsi="Times New Roman" w:eastAsia="바탕"/>
                 <w:b/>
-                <w:sz w:val="20"/>
+                <w:color w:val="606068"/>
+                <w:sz w:val="18"/>
               </w:rPr>
               <w:t>[Figure 18]</w:t>
             </w:r>
             <w:r>
               <w:rPr>
                 <w:rFonts w:ascii="Times New Roman" w:hAnsi="Times New Roman" w:eastAsia="바탕"/>
-                <w:sz w:val="20"/>
+                <w:color w:val="606068"/>
+                <w:sz w:val="18"/>
               </w:rPr>
               <w:t xml:space="preserve"> Per-item MAE% of the nutrition estimation model (n = 507). The dashed line is the mean across the five items (26.75%). Mass and energy are relatively better and the trace items get worse, because a photograph of a plate shows volume but not composition. The same volume of rice and the same volume of fried food have similar mass and completely different fat.</w:t>
             </w:r>
